--- a/docs/众源感知解译工具技术设计.docx
+++ b/docs/众源感知解译工具技术设计.docx
@@ -123,7 +123,7 @@
                 <w:color w:val="1a1a1a"/>
                 <w:sz w:val="22"/>
               </w:rPr>
-              <w:t>v0.5.1</w:t>
+              <w:t>v0.5.3</w:t>
             </w:r>
           </w:p>
         </w:tc>
@@ -3030,6 +3030,77 @@
               <w:bottom w:val="single" w:color="c9d2de" w:sz="6"/>
               <w:right w:val="single" w:color="c9d2de" w:sz="6"/>
             </w:tcBorders>
+            <w:shd w:val="clear" w:fill="f2f5f9"/>
+            <w:tcMar>
+              <w:top w:w="90" w:type="dxa"/>
+              <w:left w:w="150" w:type="dxa"/>
+              <w:bottom w:w="90" w:type="dxa"/>
+              <w:right w:w="150" w:type="dxa"/>
+            </w:tcMar>
+            <w:vAlign w:val="top"/>
+          </w:tcPr>
+          <w:p>
+            <w:pPr>
+              <w:rPr>
+                <w:color w:val="1a1a1a"/>
+              </w:rPr>
+            </w:pPr>
+            <w:r>
+              <w:rPr>
+                <w:rFonts w:ascii="SimSun" w:hAnsi="SimSun" w:eastAsia="SimSun" w:cs="SimSun"/>
+                <w:color w:val="1a1a1a"/>
+                <w:sz w:val="21"/>
+              </w:rPr>
+              <w:t>imgio.py</w:t>
+            </w:r>
+          </w:p>
+        </w:tc>
+        <w:tc>
+          <w:tcPr>
+            <w:tcW w:w="5981" w:type="dxa"/>
+            <w:tcBorders>
+              <w:top w:val="single" w:color="c9d2de" w:sz="6"/>
+              <w:left w:val="single" w:color="c9d2de" w:sz="6"/>
+              <w:bottom w:val="single" w:color="c9d2de" w:sz="6"/>
+              <w:right w:val="single" w:color="c9d2de" w:sz="6"/>
+            </w:tcBorders>
+            <w:shd w:val="clear" w:fill="f2f5f9"/>
+            <w:tcMar>
+              <w:top w:w="90" w:type="dxa"/>
+              <w:left w:w="150" w:type="dxa"/>
+              <w:bottom w:w="90" w:type="dxa"/>
+              <w:right w:w="150" w:type="dxa"/>
+            </w:tcMar>
+            <w:vAlign w:val="top"/>
+          </w:tcPr>
+          <w:p>
+            <w:pPr>
+              <w:rPr>
+                <w:color w:val="1a1a1a"/>
+              </w:rPr>
+            </w:pPr>
+            <w:r>
+              <w:rPr>
+                <w:rFonts w:hint="eastAsia" w:ascii="SimSun" w:hAnsi="SimSun" w:eastAsia="SimSun" w:cs="SimSun"/>
+                <w:color w:val="1a1a1a"/>
+                <w:sz w:val="21"/>
+              </w:rPr>
+              <w:t>图像文件 Unicode 安全读写，屏蔽跨平台路径编码差异</w:t>
+            </w:r>
+          </w:p>
+        </w:tc>
+      </w:tr>
+      <w:tr>
+        <w:trPr/>
+        <w:tc>
+          <w:tcPr>
+            <w:tcW w:w="2325" w:type="dxa"/>
+            <w:tcBorders>
+              <w:top w:val="single" w:color="c9d2de" w:sz="6"/>
+              <w:left w:val="single" w:color="c9d2de" w:sz="6"/>
+              <w:bottom w:val="single" w:color="c9d2de" w:sz="6"/>
+              <w:right w:val="single" w:color="c9d2de" w:sz="6"/>
+            </w:tcBorders>
             <w:tcMar>
               <w:top w:w="90" w:type="dxa"/>
               <w:left w:w="150" w:type="dxa"/>
@@ -5385,7 +5456,7 @@
           <w:color w:val="1a1a1a"/>
           <w:sz w:val="24"/>
         </w:rPr>
-        <w:t>本章说明系统在异常隔离、交付质量验证、二进制兼容与持续集成方面的可靠性与质量保障措施。</w:t>
+        <w:t>本章说明系统在异常隔离、路径与编码兼容、交付质量验证、二进制兼容与持续集成方面的可靠性与质量保障措施。</w:t>
       </w:r>
     </w:p>
     <w:p>
@@ -5499,7 +5570,49 @@
           <w:color w:val="1a1a1a"/>
           <w:sz w:val="27"/>
         </w:rPr>
-        <w:t>5.2　冻结包自检</w:t>
+        <w:t>5.2　文件路径与编码兼容</w:t>
+      </w:r>
+    </w:p>
+    <w:p>
+      <w:pPr>
+        <w:spacing w:before="0" w:after="150" w:line="408"/>
+        <w:ind w:left="0" w:right="0" w:firstLine="480"/>
+        <w:jc w:val="both"/>
+        <w:rPr>
+          <w:color w:val="1a1a1a"/>
+        </w:rPr>
+      </w:pPr>
+      <w:r>
+        <w:rPr>
+          <w:rFonts w:hint="eastAsia" w:ascii="SimSun" w:hAnsi="SimSun" w:eastAsia="SimSun" w:cs="SimSun"/>
+          <w:color w:val="1a1a1a"/>
+          <w:sz w:val="24"/>
+        </w:rPr>
+        <w:t>Windows 本地路径由系统按 ANSI 代码页（简体中文环境为 GBK）编码，而 OpenCV 的图像写入接口沿用 C 标准库以窄字符打开文件，遇到含中文的目录名或文件名时，会写出乱码文件名或直接失败。为此，全部图像落盘（车载逐幅标注预览图、正射叠加预览、比对预览）统一交由 pipeline/imgio.py 处理：先在内存中完成 PNG 编码，再以二进制方式写入目标路径，路径全程以 Unicode 传递。该处理使中文、空格及特殊字符路径在三类任务中表现一致，且不依赖系统区域设置；编码失败时抛出明确异常，由上层记入运行日志。</w:t>
+      </w:r>
+    </w:p>
+    <w:p>
+      <w:pPr>
+        <w:pStyle w:val="000005"/>
+        <w:keepNext w:val="1"/>
+        <w:keepLines w:val="1"/>
+        <w:spacing w:before="330" w:beforeAutospacing="1" w:after="150" w:afterAutospacing="1" w:line="408"/>
+        <w:ind w:left="0" w:right="0"/>
+        <w:outlineLvl w:val="1"/>
+        <w:rPr>
+          <w:color w:val="1a1a1a"/>
+          <w:sz w:val="32"/>
+          <w:szCs w:val="32"/>
+        </w:rPr>
+      </w:pPr>
+      <w:r>
+        <w:rPr>
+          <w:rFonts w:hint="eastAsia" w:ascii="SimHei" w:hAnsi="SimHei" w:eastAsia="SimHei" w:cs="SimHei"/>
+          <w:b w:val="1"/>
+          <w:color w:val="1a1a1a"/>
+          <w:sz w:val="27"/>
+        </w:rPr>
+        <w:t>5.3　冻结包自检</w:t>
       </w:r>
     </w:p>
     <w:p>
@@ -5919,7 +6032,7 @@
           <w:color w:val="1a1a1a"/>
           <w:sz w:val="27"/>
         </w:rPr>
-        <w:t>5.3　打包与二进制兼容处理</w:t>
+        <w:t>5.4　打包与二进制兼容处理</w:t>
       </w:r>
     </w:p>
     <w:p>
@@ -5961,7 +6074,7 @@
           <w:color w:val="1a1a1a"/>
           <w:sz w:val="27"/>
         </w:rPr>
-        <w:t>5.4　持续集成</w:t>
+        <w:t>5.5　持续集成</w:t>
       </w:r>
     </w:p>
     <w:p>
@@ -6098,6 +6211,72 @@
           <w:sz w:val="24"/>
         </w:rPr>
         <w:t>预览图组件内置滚轮缩放（1–10 倍，以光标为中心）、拖动平移与双击还原，缩放倍率受限防止过度放大失真；</w:t>
+      </w:r>
+    </w:p>
+    <w:p>
+      <w:pPr>
+        <w:numPr>
+          <w:ilvl w:val="0"/>
+          <w:numId w:val="1"/>
+        </w:numPr>
+        <w:spacing w:before="0" w:after="90" w:line="408"/>
+        <w:ind w:left="576" w:right="0"/>
+        <w:jc w:val="both"/>
+        <w:rPr>
+          <w:color w:val="1a1a1a"/>
+        </w:rPr>
+      </w:pPr>
+      <w:r>
+        <w:rPr>
+          <w:rFonts w:hint="eastAsia" w:ascii="SimSun" w:hAnsi="SimSun" w:eastAsia="SimSun" w:cs="SimSun"/>
+          <w:color w:val="1a1a1a"/>
+          <w:sz w:val="24"/>
+        </w:rPr>
+        <w:t>结果区以轮询快照为唯一数据源：任务进入终态即停止轮询并整体重建结果区；预览图经 base64 通道异步返回，追加前校验本次渲染序号，过期结果直接丢弃，保证结果区始终只呈现一张预览图，不随时间累积；</w:t>
+      </w:r>
+    </w:p>
+    <w:p>
+      <w:pPr>
+        <w:numPr>
+          <w:ilvl w:val="0"/>
+          <w:numId w:val="1"/>
+        </w:numPr>
+        <w:spacing w:before="0" w:after="90" w:line="408"/>
+        <w:ind w:left="576" w:right="0"/>
+        <w:jc w:val="both"/>
+        <w:rPr>
+          <w:color w:val="1a1a1a"/>
+        </w:rPr>
+      </w:pPr>
+      <w:r>
+        <w:rPr>
+          <w:rFonts w:hint="eastAsia" w:ascii="SimSun" w:hAnsi="SimSun" w:eastAsia="SimSun" w:cs="SimSun"/>
+          <w:color w:val="1a1a1a"/>
+          <w:sz w:val="24"/>
+        </w:rPr>
+        <w:t>卡片头（标题、路径、操作按钮）不参与压缩，路径超长按剩余空间省略，按钮不会被挤出卡片；</w:t>
+      </w:r>
+    </w:p>
+    <w:p>
+      <w:pPr>
+        <w:numPr>
+          <w:ilvl w:val="0"/>
+          <w:numId w:val="1"/>
+        </w:numPr>
+        <w:spacing w:before="0" w:after="90" w:line="408"/>
+        <w:ind w:left="576" w:right="0"/>
+        <w:jc w:val="both"/>
+        <w:rPr>
+          <w:color w:val="1a1a1a"/>
+        </w:rPr>
+      </w:pPr>
+      <w:r>
+        <w:rPr>
+          <w:rFonts w:hint="eastAsia" w:ascii="SimSun" w:hAnsi="SimSun" w:eastAsia="SimSun" w:cs="SimSun"/>
+          <w:color w:val="1a1a1a"/>
+          <w:sz w:val="24"/>
+        </w:rPr>
+        <w:t>统计卡与进度卡采用等分四列网格，列宽随容器等比收缩；卡片内部允许换行，窄窗口下数值落到第二行，既不截断也不整排折行；</w:t>
       </w:r>
     </w:p>
     <w:p>

--- a/docs/众源感知解译工具技术设计.docx
+++ b/docs/众源感知解译工具技术设计.docx
@@ -123,7 +123,7 @@
                 <w:color w:val="1a1a1a"/>
                 <w:sz w:val="22"/>
               </w:rPr>
-              <w:t>v0.5.3</w:t>
+              <w:t>v0.5.4</w:t>
             </w:r>
           </w:p>
         </w:tc>
@@ -224,7 +224,7 @@
     </w:p>
     <w:p>
       <w:pPr>
-        <w:pStyle w:val="000002"/>
+        <w:pStyle w:val="000009"/>
         <w:tabs>
           <w:tab w:val="right" w:leader="dot" w:pos="9072"/>
         </w:tabs>
@@ -278,7 +278,7 @@
     </w:p>
     <w:p>
       <w:pPr>
-        <w:pStyle w:val="000002"/>
+        <w:pStyle w:val="000009"/>
         <w:tabs>
           <w:tab w:val="right" w:leader="dot" w:pos="9072"/>
         </w:tabs>
@@ -323,7 +323,7 @@
     </w:p>
     <w:p>
       <w:pPr>
-        <w:pStyle w:val="000003"/>
+        <w:pStyle w:val="000007"/>
         <w:tabs>
           <w:tab w:val="right" w:leader="dot" w:pos="9072"/>
         </w:tabs>
@@ -368,7 +368,7 @@
     </w:p>
     <w:p>
       <w:pPr>
-        <w:pStyle w:val="000003"/>
+        <w:pStyle w:val="000007"/>
         <w:tabs>
           <w:tab w:val="right" w:leader="dot" w:pos="9072"/>
         </w:tabs>
@@ -413,7 +413,7 @@
     </w:p>
     <w:p>
       <w:pPr>
-        <w:pStyle w:val="000003"/>
+        <w:pStyle w:val="000007"/>
         <w:tabs>
           <w:tab w:val="right" w:leader="dot" w:pos="9072"/>
         </w:tabs>
@@ -458,7 +458,7 @@
     </w:p>
     <w:p>
       <w:pPr>
-        <w:pStyle w:val="000002"/>
+        <w:pStyle w:val="000009"/>
         <w:tabs>
           <w:tab w:val="right" w:leader="dot" w:pos="9072"/>
         </w:tabs>
@@ -503,7 +503,7 @@
     </w:p>
     <w:p>
       <w:pPr>
-        <w:pStyle w:val="000002"/>
+        <w:pStyle w:val="000009"/>
         <w:tabs>
           <w:tab w:val="right" w:leader="dot" w:pos="9072"/>
         </w:tabs>
@@ -548,7 +548,7 @@
     </w:p>
     <w:p>
       <w:pPr>
-        <w:pStyle w:val="000002"/>
+        <w:pStyle w:val="000009"/>
         <w:tabs>
           <w:tab w:val="right" w:leader="dot" w:pos="9072"/>
         </w:tabs>
@@ -593,7 +593,7 @@
     </w:p>
     <w:p>
       <w:pPr>
-        <w:pStyle w:val="000002"/>
+        <w:pStyle w:val="000009"/>
         <w:tabs>
           <w:tab w:val="right" w:leader="dot" w:pos="9072"/>
         </w:tabs>
@@ -638,7 +638,7 @@
     </w:p>
     <w:p>
       <w:pPr>
-        <w:pStyle w:val="000002"/>
+        <w:pStyle w:val="000009"/>
         <w:tabs>
           <w:tab w:val="right" w:leader="dot" w:pos="9072"/>
         </w:tabs>
@@ -695,7 +695,7 @@
     </w:p>
     <w:p>
       <w:pPr>
-        <w:pStyle w:val="000004"/>
+        <w:pStyle w:val="000008"/>
         <w:keepNext w:val="1"/>
         <w:keepLines w:val="1"/>
         <w:pageBreakBefore w:val="1"/>
@@ -1257,7 +1257,7 @@
     </w:tbl>
     <w:p>
       <w:pPr>
-        <w:pStyle w:val="000004"/>
+        <w:pStyle w:val="000008"/>
         <w:keepNext w:val="1"/>
         <w:keepLines w:val="1"/>
         <w:pBdr>
@@ -1618,6 +1618,28 @@
     </w:p>
     <w:p>
       <w:pPr>
+        <w:numPr>
+          <w:ilvl w:val="0"/>
+          <w:numId w:val="1"/>
+        </w:numPr>
+        <w:spacing w:before="0" w:after="90" w:line="408"/>
+        <w:ind w:left="576" w:right="0"/>
+        <w:jc w:val="both"/>
+        <w:rPr>
+          <w:color w:val="1a1a1a"/>
+        </w:rPr>
+      </w:pPr>
+      <w:r>
+        <w:rPr>
+          <w:rFonts w:hint="eastAsia" w:ascii="SimSun" w:hAnsi="SimSun" w:eastAsia="SimSun" w:cs="SimSun"/>
+          <w:color w:val="1a1a1a"/>
+          <w:sz w:val="24"/>
+        </w:rPr>
+        <w:t>窗口关闭由平台原生确认框拦截（macOS 为 NSAlert、Windows 为系统消息框），文案本地化为中文并提示「退出将中断正在运行的任务」，避免误触关闭造成任务中断。</w:t>
+      </w:r>
+    </w:p>
+    <w:p>
+      <w:pPr>
         <w:pStyle w:val="000005"/>
         <w:keepNext w:val="1"/>
         <w:keepLines w:val="1"/>
@@ -3162,7 +3184,7 @@
     </w:tbl>
     <w:p>
       <w:pPr>
-        <w:pStyle w:val="000004"/>
+        <w:pStyle w:val="000008"/>
         <w:keepNext w:val="1"/>
         <w:keepLines w:val="1"/>
         <w:pBdr>
@@ -4625,7 +4647,7 @@
     </w:p>
     <w:p>
       <w:pPr>
-        <w:pStyle w:val="000004"/>
+        <w:pStyle w:val="000008"/>
         <w:keepNext w:val="1"/>
         <w:keepLines w:val="1"/>
         <w:pBdr>
@@ -5413,7 +5435,7 @@
     </w:tbl>
     <w:p>
       <w:pPr>
-        <w:pStyle w:val="000004"/>
+        <w:pStyle w:val="000008"/>
         <w:keepNext w:val="1"/>
         <w:keepLines w:val="1"/>
         <w:pBdr>
@@ -6097,7 +6119,7 @@
     </w:p>
     <w:p>
       <w:pPr>
-        <w:pStyle w:val="000004"/>
+        <w:pStyle w:val="000008"/>
         <w:keepNext w:val="1"/>
         <w:keepLines w:val="1"/>
         <w:pBdr>
@@ -6303,7 +6325,7 @@
     </w:p>
     <w:p>
       <w:pPr>
-        <w:pStyle w:val="000004"/>
+        <w:pStyle w:val="000008"/>
         <w:keepNext w:val="1"/>
         <w:keepLines w:val="1"/>
         <w:pBdr>
@@ -6484,7 +6506,9 @@
         <w:t>本文档随版本更新，内容以对应版本源码实现为准。</w:t>
       </w:r>
     </w:p>
-    <w:p/>
+    <w:p>
+      <w:pPr/>
+    </w:p>
     <w:sectPr>
       <w:type w:val="nextPage"/>
       <w:pgNumType w:start="1"/>
@@ -6520,11 +6544,11 @@
       </w:rPr>
     </w:lvl>
   </w:abstractNum>
+  <w:num w:numId="2">
+    <w:abstractNumId w:val="0"/>
+  </w:num>
   <w:num w:numId="1">
     <w:abstractNumId w:val="1"/>
-  </w:num>
-  <w:num w:numId="2">
-    <w:abstractNumId w:val="0"/>
   </w:num>
 </w:numbering>
 </file>
@@ -6548,99 +6572,117 @@
     </w:pPrDefault>
   </w:docDefaults>
   <w:latentStyles w:defLockedState="0" w:defUIPriority="99" w:defSemiHidden="0" w:defUnhideWhenUsed="0" w:defQFormat="0" w:count="88">
+    <w:lsdException w:name="index 5" w:semiHidden="1" w:unhideWhenUsed="1"/>
+    <w:lsdException w:name="endnote reference" w:semiHidden="1" w:unhideWhenUsed="1"/>
+    <w:lsdException w:name="Body Text" w:semiHidden="1" w:unhideWhenUsed="1"/>
+    <w:lsdException w:name="Body Text First Indent" w:semiHidden="1" w:unhideWhenUsed="1"/>
+    <w:lsdException w:name="List Number 4" w:semiHidden="1" w:unhideWhenUsed="1"/>
+    <w:lsdException w:name="Title" w:uiPriority="10" w:qFormat="1"/>
+    <w:lsdException w:name="List Continue 4" w:semiHidden="1" w:unhideWhenUsed="1"/>
+    <w:lsdException w:name="index 1" w:semiHidden="1" w:unhideWhenUsed="1"/>
+    <w:lsdException w:name="heading 8" w:uiPriority="9" w:semiHidden="1" w:unhideWhenUsed="1" w:qFormat="1"/>
+    <w:lsdException w:name="heading 7" w:uiPriority="9" w:semiHidden="1" w:unhideWhenUsed="1" w:qFormat="1"/>
+    <w:lsdException w:name="heading 3" w:uiPriority="9" w:semiHidden="1" w:unhideWhenUsed="1" w:qFormat="1"/>
+    <w:lsdException w:name="envelope address" w:semiHidden="1" w:unhideWhenUsed="1"/>
+    <w:lsdException w:name="toc 4" w:uiPriority="39" w:semiHidden="1" w:unhideWhenUsed="1"/>
+    <w:lsdException w:name="index heading" w:semiHidden="1" w:unhideWhenUsed="1"/>
+    <w:lsdException w:name="Body Text Indent 2" w:semiHidden="1" w:unhideWhenUsed="1"/>
+    <w:lsdException w:name="List Continue 2" w:semiHidden="1" w:unhideWhenUsed="1"/>
+    <w:lsdException w:name="List Bullet 4" w:semiHidden="1" w:unhideWhenUsed="1"/>
+    <w:lsdException w:name="List Number 3" w:semiHidden="1" w:unhideWhenUsed="1"/>
+    <w:lsdException w:name="caption" w:uiPriority="35" w:semiHidden="1" w:unhideWhenUsed="1" w:qFormat="1"/>
+    <w:lsdException w:name="annotation reference" w:semiHidden="1" w:unhideWhenUsed="1"/>
+    <w:lsdException w:name="List 4" w:semiHidden="1" w:unhideWhenUsed="1"/>
+    <w:lsdException w:name="page number" w:semiHidden="1" w:unhideWhenUsed="1"/>
     <w:lsdException w:name="line number" w:semiHidden="1" w:unhideWhenUsed="1"/>
+    <w:lsdException w:name="List Bullet 5" w:semiHidden="1" w:unhideWhenUsed="1"/>
+    <w:lsdException w:name="index 8" w:semiHidden="1" w:unhideWhenUsed="1"/>
+    <w:lsdException w:name="index 4" w:semiHidden="1" w:unhideWhenUsed="1"/>
+    <w:lsdException w:name="heading 6" w:uiPriority="9" w:semiHidden="1" w:unhideWhenUsed="1" w:qFormat="1"/>
+    <w:lsdException w:name="toc 2" w:uiPriority="39" w:semiHidden="1" w:unhideWhenUsed="1"/>
+    <w:lsdException w:name="heading 1" w:uiPriority="9" w:qFormat="1"/>
+    <w:lsdException w:name="Block Text" w:semiHidden="1" w:unhideWhenUsed="1"/>
+    <w:lsdException w:name="footnote text" w:semiHidden="1" w:unhideWhenUsed="1"/>
+    <w:lsdException w:name="List Number 2" w:semiHidden="1" w:unhideWhenUsed="1"/>
+    <w:lsdException w:name="macro" w:semiHidden="1" w:unhideWhenUsed="1"/>
+    <w:lsdException w:name="index 7" w:semiHidden="1" w:unhideWhenUsed="1"/>
+    <w:lsdException w:name="table of figures" w:semiHidden="1" w:unhideWhenUsed="1"/>
+    <w:lsdException w:name="toc 3" w:uiPriority="39" w:semiHidden="1" w:unhideWhenUsed="1"/>
+    <w:lsdException w:name="Subtitle" w:uiPriority="11" w:qFormat="1"/>
+    <w:lsdException w:name="List 2" w:semiHidden="1" w:unhideWhenUsed="1"/>
+    <w:lsdException w:name="List Number 5" w:semiHidden="1" w:unhideWhenUsed="1"/>
+    <w:lsdException w:name="header" w:semiHidden="1" w:unhideWhenUsed="1"/>
+    <w:lsdException w:name="index 6" w:semiHidden="1" w:unhideWhenUsed="1"/>
+    <w:lsdException w:name="Body Text 2" w:semiHidden="1" w:unhideWhenUsed="1"/>
+    <w:lsdException w:name="Date" w:semiHidden="1" w:unhideWhenUsed="1"/>
+    <w:lsdException w:name="Signature" w:semiHidden="1" w:unhideWhenUsed="1"/>
+    <w:lsdException w:name="index 3" w:semiHidden="1" w:unhideWhenUsed="1"/>
+    <w:lsdException w:name="List Continue 3" w:semiHidden="1" w:unhideWhenUsed="1"/>
+    <w:lsdException w:name="index 2" w:semiHidden="1" w:unhideWhenUsed="1"/>
+    <w:lsdException w:name="toc 6" w:uiPriority="39" w:semiHidden="1" w:unhideWhenUsed="1"/>
+    <w:lsdException w:name="footer" w:semiHidden="1" w:unhideWhenUsed="1"/>
+    <w:lsdException w:name="toc 9" w:uiPriority="39" w:semiHidden="1" w:unhideWhenUsed="1"/>
+    <w:lsdException w:name="FollowedHyperlink" w:semiHidden="1" w:unhideWhenUsed="1"/>
+    <w:lsdException w:name="toc 8" w:uiPriority="39" w:semiHidden="1" w:unhideWhenUsed="1"/>
+    <w:lsdException w:name="toc 5" w:uiPriority="39" w:semiHidden="1" w:unhideWhenUsed="1"/>
+    <w:lsdException w:name="List Continue 5" w:semiHidden="1" w:unhideWhenUsed="1"/>
+    <w:lsdException w:name="toc 1" w:uiPriority="39" w:semiHidden="1" w:unhideWhenUsed="1"/>
+    <w:lsdException w:name="toa heading" w:semiHidden="1" w:unhideWhenUsed="1"/>
+    <w:lsdException w:name="Body Text 3" w:semiHidden="1" w:unhideWhenUsed="1"/>
+    <w:lsdException w:name="List Bullet 3" w:semiHidden="1" w:unhideWhenUsed="1"/>
+    <w:lsdException w:name="Note Heading" w:semiHidden="1" w:unhideWhenUsed="1"/>
+    <w:lsdException w:name="Normal Indent" w:semiHidden="1" w:unhideWhenUsed="1"/>
+    <w:lsdException w:name="annotation text" w:semiHidden="1" w:unhideWhenUsed="1"/>
+    <w:lsdException w:name="table of authorities" w:semiHidden="1" w:unhideWhenUsed="1"/>
+    <w:lsdException w:name="List 5" w:semiHidden="1" w:unhideWhenUsed="1"/>
+    <w:lsdException w:name="Strong" w:uiPriority="22" w:qFormat="1"/>
     <w:lsdException w:name="heading 4" w:uiPriority="9" w:semiHidden="1" w:unhideWhenUsed="1" w:qFormat="1"/>
+    <w:lsdException w:name="List Continue" w:semiHidden="1" w:unhideWhenUsed="1"/>
+    <w:lsdException w:name="List" w:semiHidden="1" w:unhideWhenUsed="1"/>
+    <w:lsdException w:name="footnote reference" w:semiHidden="1" w:unhideWhenUsed="1"/>
+    <w:lsdException w:name="Normal" w:uiPriority="0" w:qFormat="1"/>
+    <w:lsdException w:name="endnote text" w:semiHidden="1" w:unhideWhenUsed="1"/>
+    <w:lsdException w:name="List 3" w:semiHidden="1" w:unhideWhenUsed="1"/>
+    <w:lsdException w:name="List Bullet" w:semiHidden="1" w:unhideWhenUsed="1"/>
+    <w:lsdException w:name="Body Text Indent" w:semiHidden="1" w:unhideWhenUsed="1"/>
+    <w:lsdException w:name="Body Text First Indent 2" w:semiHidden="1" w:unhideWhenUsed="1"/>
+    <w:lsdException w:name="heading 5" w:uiPriority="9" w:semiHidden="1" w:unhideWhenUsed="1" w:qFormat="1"/>
+    <w:lsdException w:name="index 9" w:semiHidden="1" w:unhideWhenUsed="1"/>
+    <w:lsdException w:name="List Bullet 2" w:semiHidden="1" w:unhideWhenUsed="1"/>
+    <w:lsdException w:name="Hyperlink" w:semiHidden="1" w:unhideWhenUsed="1"/>
+    <w:lsdException w:name="Body Text Indent 3" w:semiHidden="1" w:unhideWhenUsed="1"/>
+    <w:lsdException w:name="heading 2" w:uiPriority="9" w:semiHidden="1" w:unhideWhenUsed="1" w:qFormat="1"/>
+    <w:lsdException w:name="List Number" w:semiHidden="1" w:unhideWhenUsed="1"/>
+    <w:lsdException w:name="Default Paragraph Font" w:uiPriority="1" w:semiHidden="1" w:unhideWhenUsed="1"/>
+    <w:lsdException w:name="envelope return" w:semiHidden="1" w:unhideWhenUsed="1"/>
+    <w:lsdException w:name="Message Header" w:semiHidden="1" w:unhideWhenUsed="1"/>
+    <w:lsdException w:name="Salutation" w:semiHidden="1" w:unhideWhenUsed="1"/>
     <w:lsdException w:name="Closing" w:semiHidden="1" w:unhideWhenUsed="1"/>
-    <w:lsdException w:name="index 7" w:semiHidden="1" w:unhideWhenUsed="1"/>
-    <w:lsdException w:name="index 5" w:semiHidden="1" w:unhideWhenUsed="1"/>
-    <w:lsdException w:name="index 9" w:semiHidden="1" w:unhideWhenUsed="1"/>
-    <w:lsdException w:name="List Bullet 4" w:semiHidden="1" w:unhideWhenUsed="1"/>
-    <w:lsdException w:name="Body Text First Indent" w:semiHidden="1" w:unhideWhenUsed="1"/>
-    <w:lsdException w:name="Body Text First Indent 2" w:semiHidden="1" w:unhideWhenUsed="1"/>
-    <w:lsdException w:name="table of figures" w:semiHidden="1" w:unhideWhenUsed="1"/>
-    <w:lsdException w:name="index 8" w:semiHidden="1" w:unhideWhenUsed="1"/>
-    <w:lsdException w:name="List Continue 3" w:semiHidden="1" w:unhideWhenUsed="1"/>
-    <w:lsdException w:name="toc 9" w:uiPriority="39" w:semiHidden="1" w:unhideWhenUsed="1"/>
-    <w:lsdException w:name="envelope return" w:semiHidden="1" w:unhideWhenUsed="1"/>
-    <w:lsdException w:name="List Number 4" w:semiHidden="1" w:unhideWhenUsed="1"/>
-    <w:lsdException w:name="toc 5" w:uiPriority="39" w:semiHidden="1" w:unhideWhenUsed="1"/>
-    <w:lsdException w:name="List 2" w:semiHidden="1" w:unhideWhenUsed="1"/>
-    <w:lsdException w:name="Block Text" w:semiHidden="1" w:unhideWhenUsed="1"/>
-    <w:lsdException w:name="Subtitle" w:uiPriority="11" w:qFormat="1"/>
-    <w:lsdException w:name="index 1" w:semiHidden="1" w:unhideWhenUsed="1"/>
-    <w:lsdException w:name="heading 2" w:uiPriority="9" w:semiHidden="1" w:unhideWhenUsed="1" w:qFormat="1"/>
-    <w:lsdException w:name="FollowedHyperlink" w:semiHidden="1" w:unhideWhenUsed="1"/>
-    <w:lsdException w:name="Body Text 2" w:semiHidden="1" w:unhideWhenUsed="1"/>
-    <w:lsdException w:name="header" w:semiHidden="1" w:unhideWhenUsed="1"/>
-    <w:lsdException w:name="List Bullet 2" w:semiHidden="1" w:unhideWhenUsed="1"/>
-    <w:lsdException w:name="heading 6" w:uiPriority="9" w:semiHidden="1" w:unhideWhenUsed="1" w:qFormat="1"/>
-    <w:lsdException w:name="toa heading" w:semiHidden="1" w:unhideWhenUsed="1"/>
-    <w:lsdException w:name="List Number 3" w:semiHidden="1" w:unhideWhenUsed="1"/>
-    <w:lsdException w:name="List Number" w:semiHidden="1" w:unhideWhenUsed="1"/>
-    <w:lsdException w:name="Salutation" w:semiHidden="1" w:unhideWhenUsed="1"/>
-    <w:lsdException w:name="caption" w:uiPriority="35" w:semiHidden="1" w:unhideWhenUsed="1" w:qFormat="1"/>
-    <w:lsdException w:name="Normal Indent" w:semiHidden="1" w:unhideWhenUsed="1"/>
-    <w:lsdException w:name="toc 3" w:uiPriority="39" w:semiHidden="1" w:unhideWhenUsed="1"/>
-    <w:lsdException w:name="Strong" w:uiPriority="22" w:qFormat="1"/>
-    <w:lsdException w:name="Default Paragraph Font" w:uiPriority="1" w:semiHidden="1" w:unhideWhenUsed="1"/>
-    <w:lsdException w:name="index 6" w:semiHidden="1" w:unhideWhenUsed="1"/>
-    <w:lsdException w:name="index 4" w:semiHidden="1" w:unhideWhenUsed="1"/>
-    <w:lsdException w:name="heading 5" w:uiPriority="9" w:semiHidden="1" w:unhideWhenUsed="1" w:qFormat="1"/>
-    <w:lsdException w:name="List Number 2" w:semiHidden="1" w:unhideWhenUsed="1"/>
-    <w:lsdException w:name="List Continue 4" w:semiHidden="1" w:unhideWhenUsed="1"/>
-    <w:lsdException w:name="index 3" w:semiHidden="1" w:unhideWhenUsed="1"/>
-    <w:lsdException w:name="endnote reference" w:semiHidden="1" w:unhideWhenUsed="1"/>
-    <w:lsdException w:name="List Bullet 5" w:semiHidden="1" w:unhideWhenUsed="1"/>
-    <w:lsdException w:name="Normal" w:uiPriority="0" w:qFormat="1"/>
-    <w:lsdException w:name="heading 7" w:uiPriority="9" w:semiHidden="1" w:unhideWhenUsed="1" w:qFormat="1"/>
-    <w:lsdException w:name="footer" w:semiHidden="1" w:unhideWhenUsed="1"/>
-    <w:lsdException w:name="toc 1" w:uiPriority="39" w:semiHidden="1" w:unhideWhenUsed="1"/>
-    <w:lsdException w:name="index 2" w:semiHidden="1" w:unhideWhenUsed="1"/>
-    <w:lsdException w:name="annotation reference" w:semiHidden="1" w:unhideWhenUsed="1"/>
-    <w:lsdException w:name="Hyperlink" w:semiHidden="1" w:unhideWhenUsed="1"/>
-    <w:lsdException w:name="Signature" w:semiHidden="1" w:unhideWhenUsed="1"/>
-    <w:lsdException w:name="toc 4" w:uiPriority="39" w:semiHidden="1" w:unhideWhenUsed="1"/>
-    <w:lsdException w:name="Body Text Indent 2" w:semiHidden="1" w:unhideWhenUsed="1"/>
-    <w:lsdException w:name="List Number 5" w:semiHidden="1" w:unhideWhenUsed="1"/>
-    <w:lsdException w:name="toc 8" w:uiPriority="39" w:semiHidden="1" w:unhideWhenUsed="1"/>
-    <w:lsdException w:name="toc 2" w:uiPriority="39" w:semiHidden="1" w:unhideWhenUsed="1"/>
-    <w:lsdException w:name="List" w:semiHidden="1" w:unhideWhenUsed="1"/>
-    <w:lsdException w:name="List Continue" w:semiHidden="1" w:unhideWhenUsed="1"/>
-    <w:lsdException w:name="Body Text" w:semiHidden="1" w:unhideWhenUsed="1"/>
-    <w:lsdException w:name="footnote reference" w:semiHidden="1" w:unhideWhenUsed="1"/>
-    <w:lsdException w:name="annotation text" w:semiHidden="1" w:unhideWhenUsed="1"/>
-    <w:lsdException w:name="List Bullet" w:semiHidden="1" w:unhideWhenUsed="1"/>
-    <w:lsdException w:name="page number" w:semiHidden="1" w:unhideWhenUsed="1"/>
-    <w:lsdException w:name="endnote text" w:semiHidden="1" w:unhideWhenUsed="1"/>
-    <w:lsdException w:name="Body Text Indent" w:semiHidden="1" w:unhideWhenUsed="1"/>
-    <w:lsdException w:name="Date" w:semiHidden="1" w:unhideWhenUsed="1"/>
-    <w:lsdException w:name="index heading" w:semiHidden="1" w:unhideWhenUsed="1"/>
-    <w:lsdException w:name="Title" w:uiPriority="10" w:qFormat="1"/>
-    <w:lsdException w:name="Body Text Indent 3" w:semiHidden="1" w:unhideWhenUsed="1"/>
-    <w:lsdException w:name="List 5" w:semiHidden="1" w:unhideWhenUsed="1"/>
-    <w:lsdException w:name="toc 6" w:uiPriority="39" w:semiHidden="1" w:unhideWhenUsed="1"/>
-    <w:lsdException w:name="table of authorities" w:semiHidden="1" w:unhideWhenUsed="1"/>
-    <w:lsdException w:name="List 4" w:semiHidden="1" w:unhideWhenUsed="1"/>
-    <w:lsdException w:name="macro" w:semiHidden="1" w:unhideWhenUsed="1"/>
-    <w:lsdException w:name="List Bullet 3" w:semiHidden="1" w:unhideWhenUsed="1"/>
-    <w:lsdException w:name="envelope address" w:semiHidden="1" w:unhideWhenUsed="1"/>
     <w:lsdException w:name="heading 9" w:uiPriority="9" w:semiHidden="1" w:unhideWhenUsed="1" w:qFormat="1"/>
-    <w:lsdException w:name="Message Header" w:semiHidden="1" w:unhideWhenUsed="1"/>
-    <w:lsdException w:name="Note Heading" w:semiHidden="1" w:unhideWhenUsed="1"/>
-    <w:lsdException w:name="heading 3" w:uiPriority="9" w:semiHidden="1" w:unhideWhenUsed="1" w:qFormat="1"/>
-    <w:lsdException w:name="heading 1" w:uiPriority="9" w:qFormat="1"/>
-    <w:lsdException w:name="List Continue 2" w:semiHidden="1" w:unhideWhenUsed="1"/>
-    <w:lsdException w:name="List 3" w:semiHidden="1" w:unhideWhenUsed="1"/>
-    <w:lsdException w:name="footnote text" w:semiHidden="1" w:unhideWhenUsed="1"/>
-    <w:lsdException w:name="Body Text 3" w:semiHidden="1" w:unhideWhenUsed="1"/>
-    <w:lsdException w:name="List Continue 5" w:semiHidden="1" w:unhideWhenUsed="1"/>
-    <w:lsdException w:name="heading 8" w:uiPriority="9" w:semiHidden="1" w:unhideWhenUsed="1" w:qFormat="1"/>
     <w:lsdException w:name="toc 7" w:uiPriority="39" w:semiHidden="1" w:unhideWhenUsed="1"/>
   </w:latentStyles>
+  <w:style w:type="paragraph" w:styleId="000008">
+    <w:name w:val="heading 1"/>
+    <w:basedOn w:val="000006"/>
+    <w:next w:val="000006"/>
+    <w:uiPriority w:val="9"/>
+    <w:qFormat w:val="1"/>
+    <w:pPr>
+      <w:keepNext w:val="1"/>
+      <w:keepLines w:val="1"/>
+      <w:spacing w:before="240" w:after="120"/>
+      <w:outlineLvl w:val="0"/>
+    </w:pPr>
+    <w:rPr>
+      <w:b w:val="1"/>
+      <w:sz w:val="32"/>
+      <w:szCs w:val="32"/>
+    </w:rPr>
+  </w:style>
   <w:style w:type="paragraph" w:styleId="000005">
     <w:name w:val="heading 2"/>
-    <w:basedOn w:val="Normal"/>
-    <w:next w:val="Normal"/>
+    <w:basedOn w:val="000006"/>
+    <w:next w:val="000006"/>
     <w:uiPriority w:val="9"/>
     <w:qFormat w:val="1"/>
     <w:pPr>
@@ -6655,9 +6697,38 @@
       <w:szCs w:val="26"/>
     </w:rPr>
   </w:style>
-  <w:style w:type="paragraph" w:styleId="000003">
+  <w:style w:type="paragraph" w:styleId="000009">
+    <w:name w:val="toc 1"/>
+    <w:basedOn w:val="000006"/>
+    <w:qFormat w:val="1"/>
+    <w:pPr>
+      <w:tabs>
+        <w:tab w:val="right" w:leader="dot" w:pos="9072"/>
+      </w:tabs>
+      <w:spacing w:before="120" w:after="120" w:line="360"/>
+    </w:pPr>
+    <w:rPr>
+      <w:rFonts w:ascii="SimSun" w:hAnsi="SimSun" w:eastAsia="SimSun" w:cs="SimSun"/>
+      <w:sz w:val="24"/>
+      <w:szCs w:val="24"/>
+    </w:rPr>
+  </w:style>
+  <w:style w:type="paragraph" w:styleId="3kjkht" w:default="1">
+    <w:name w:val="Normal"/>
+    <w:qFormat w:val="1"/>
+    <w:pPr>
+      <w:widowControl w:val="0"/>
+      <w:spacing w:before="60" w:after="60" w:line="240" w:lineRule="auto"/>
+      <w:jc w:val="left"/>
+    </w:pPr>
+    <w:rPr>
+      <w:color w:val="333333"/>
+      <w:sz w:val="22"/>
+    </w:rPr>
+  </w:style>
+  <w:style w:type="paragraph" w:styleId="000007">
     <w:name w:val="toc 2"/>
-    <w:basedOn w:val="Normal"/>
+    <w:basedOn w:val="000006"/>
     <w:qFormat w:val="1"/>
     <w:pPr>
       <w:tabs>
@@ -6665,40 +6736,6 @@
       </w:tabs>
       <w:spacing w:after="60" w:line="360"/>
       <w:ind w:left="420"/>
-    </w:pPr>
-    <w:rPr>
-      <w:rFonts w:ascii="SimSun" w:hAnsi="SimSun" w:eastAsia="SimSun" w:cs="SimSun"/>
-      <w:sz w:val="24"/>
-      <w:szCs w:val="24"/>
-    </w:rPr>
-  </w:style>
-  <w:style w:type="paragraph" w:styleId="000004">
-    <w:name w:val="heading 1"/>
-    <w:basedOn w:val="Normal"/>
-    <w:next w:val="Normal"/>
-    <w:uiPriority w:val="9"/>
-    <w:qFormat w:val="1"/>
-    <w:pPr>
-      <w:keepNext w:val="1"/>
-      <w:keepLines w:val="1"/>
-      <w:spacing w:before="240" w:after="120"/>
-      <w:outlineLvl w:val="0"/>
-    </w:pPr>
-    <w:rPr>
-      <w:b w:val="1"/>
-      <w:sz w:val="32"/>
-      <w:szCs w:val="32"/>
-    </w:rPr>
-  </w:style>
-  <w:style w:type="paragraph" w:styleId="000002">
-    <w:name w:val="toc 1"/>
-    <w:basedOn w:val="Normal"/>
-    <w:qFormat w:val="1"/>
-    <w:pPr>
-      <w:tabs>
-        <w:tab w:val="right" w:leader="dot" w:pos="9072"/>
-      </w:tabs>
-      <w:spacing w:before="120" w:after="120" w:line="360"/>
     </w:pPr>
     <w:rPr>
       <w:rFonts w:ascii="SimSun" w:hAnsi="SimSun" w:eastAsia="SimSun" w:cs="SimSun"/>
